--- a/FreshCartDirectReportJuanBarrera.docx
+++ b/FreshCartDirectReportJuanBarrera.docx
@@ -1811,25 +1811,7 @@
           <w:rPr>
             <w:rStyle w:val="Hyperlink"/>
           </w:rPr>
-          <w:t>https://aws.amazon.com/pr</w:t>
-        </w:r>
-        <w:r>
-          <w:rPr>
-            <w:rStyle w:val="Hyperlink"/>
-          </w:rPr>
-          <w:t>i</w:t>
-        </w:r>
-        <w:r>
-          <w:rPr>
-            <w:rStyle w:val="Hyperlink"/>
-          </w:rPr>
-          <w:t>c</w:t>
-        </w:r>
-        <w:r>
-          <w:rPr>
-            <w:rStyle w:val="Hyperlink"/>
-          </w:rPr>
-          <w:t>ing/</w:t>
+          <w:t>https://aws.amazon.com/pricing/</w:t>
         </w:r>
       </w:hyperlink>
     </w:p>
@@ -1854,19 +1836,7 @@
           <w:rPr>
             <w:rStyle w:val="Hyperlink"/>
           </w:rPr>
-          <w:t>https://aws.amazon.com/complianc</w:t>
-        </w:r>
-        <w:r>
-          <w:rPr>
-            <w:rStyle w:val="Hyperlink"/>
-          </w:rPr>
-          <w:t>e</w:t>
-        </w:r>
-        <w:r>
-          <w:rPr>
-            <w:rStyle w:val="Hyperlink"/>
-          </w:rPr>
-          <w:t>/pci-faqs/</w:t>
+          <w:t>https://aws.amazon.com/compliance/pci-faqs/</w:t>
         </w:r>
       </w:hyperlink>
     </w:p>
@@ -1955,31 +1925,7 @@
           <w:rPr>
             <w:rStyle w:val="Hyperlink"/>
           </w:rPr>
-          <w:t>https://aws.amazon.com/fargate/p</w:t>
-        </w:r>
-        <w:r>
-          <w:rPr>
-            <w:rStyle w:val="Hyperlink"/>
-          </w:rPr>
-          <w:t>r</w:t>
-        </w:r>
-        <w:r>
-          <w:rPr>
-            <w:rStyle w:val="Hyperlink"/>
-          </w:rPr>
-          <w:t>ici</w:t>
-        </w:r>
-        <w:r>
-          <w:rPr>
-            <w:rStyle w:val="Hyperlink"/>
-          </w:rPr>
-          <w:t>n</w:t>
-        </w:r>
-        <w:r>
-          <w:rPr>
-            <w:rStyle w:val="Hyperlink"/>
-          </w:rPr>
-          <w:t>g/</w:t>
+          <w:t>https://aws.amazon.com/fargate/pricing/</w:t>
         </w:r>
       </w:hyperlink>
     </w:p>
@@ -2004,19 +1950,7 @@
           <w:rPr>
             <w:rStyle w:val="Hyperlink"/>
           </w:rPr>
-          <w:t>https://aws.amazon.com/elasticloadbalancin</w:t>
-        </w:r>
-        <w:r>
-          <w:rPr>
-            <w:rStyle w:val="Hyperlink"/>
-          </w:rPr>
-          <w:t>g</w:t>
-        </w:r>
-        <w:r>
-          <w:rPr>
-            <w:rStyle w:val="Hyperlink"/>
-          </w:rPr>
-          <w:t>/pricing/</w:t>
+          <w:t>https://aws.amazon.com/elasticloadbalancing/pricing/</w:t>
         </w:r>
       </w:hyperlink>
     </w:p>
@@ -2224,19 +2158,7 @@
           <w:rPr>
             <w:rStyle w:val="Hyperlink"/>
           </w:rPr>
-          <w:t>https://aws.amazon.com/premium</w:t>
-        </w:r>
-        <w:r>
-          <w:rPr>
-            <w:rStyle w:val="Hyperlink"/>
-          </w:rPr>
-          <w:t>s</w:t>
-        </w:r>
-        <w:r>
-          <w:rPr>
-            <w:rStyle w:val="Hyperlink"/>
-          </w:rPr>
-          <w:t>upport/pricing/</w:t>
+          <w:t>https://aws.amazon.com/premiumsupport/pricing/</w:t>
         </w:r>
       </w:hyperlink>
     </w:p>
@@ -2269,19 +2191,7 @@
           <w:rPr>
             <w:rStyle w:val="Hyperlink"/>
           </w:rPr>
-          <w:t>https://csrc.nist.gov/</w:t>
-        </w:r>
-        <w:r>
-          <w:rPr>
-            <w:rStyle w:val="Hyperlink"/>
-          </w:rPr>
-          <w:t>p</w:t>
-        </w:r>
-        <w:r>
-          <w:rPr>
-            <w:rStyle w:val="Hyperlink"/>
-          </w:rPr>
-          <w:t>ublications/detail/sp/800-145/final</w:t>
+          <w:t>https://csrc.nist.gov/publications/detail/sp/800-145/final</w:t>
         </w:r>
       </w:hyperlink>
     </w:p>
